--- a/documentation/docx/WILMS_PRODUCT_BOOK.docx
+++ b/documentation/docx/WILMS_PRODUCT_BOOK.docx
@@ -42,7 +42,7 @@
           <w:sz w:val="24"/>
           <w:szCs w:val="24"/>
         </w:rPr>
-        <w:t xml:space="preserve">WILMS Product Book — v1.7.3</w:t>
+        <w:t xml:space="preserve">WILMS Product Book — v1.8.0</w:t>
       </w:r>
     </w:p>
     <w:p>
@@ -1583,6 +1583,30 @@
     </w:p>
     <w:p>
       <w:pPr>
+        <w:spacing w:after="120"/>
+      </w:pPr>
+      <w:r>
+        <w:rPr>
+          <w:sz w:val="22"/>
+          <w:szCs w:val="22"/>
+        </w:rPr>
+        <w:t xml:space="preserve">| Region / District / Sub-district unit / Electoral area / Community | Ghana administrative hierarchy v2 (canonical master) |</w:t>
+      </w:r>
+    </w:p>
+    <w:p>
+      <w:pPr>
+        <w:spacing w:after="120"/>
+      </w:pPr>
+      <w:r>
+        <w:rPr>
+          <w:sz w:val="22"/>
+          <w:szCs w:val="22"/>
+        </w:rPr>
+        <w:t xml:space="preserve">Borrower registration selects Region → MMDA → Sub-metro/Area Council (skipped if empty) → Electoral area (skipped if empty) → Community / suburb → Street / landmark. Community selection uses searchable autocomplete (prefix, alias, case-insensitive, typo-tolerant) with offline cascade cache. Community names that are not in the master are submitted as pending suggestions for Super Admin approval and are not inserted automatically. See documentation/location/COMMUNITY_LOCATION_GUIDE.md and related community completion documents.</w:t>
+      </w:r>
+    </w:p>
+    <w:p>
+      <w:pPr>
         <w:pStyle w:val="Heading3"/>
         <w:spacing w:after="100" w:before="200"/>
       </w:pPr>
@@ -1859,6 +1883,18 @@
     </w:p>
     <w:p>
       <w:pPr>
+        <w:spacing w:after="120"/>
+      </w:pPr>
+      <w:r>
+        <w:rPr>
+          <w:sz w:val="22"/>
+          <w:szCs w:val="22"/>
+        </w:rPr>
+        <w:t xml:space="preserve">Super Admin may approve loans they created (final authority). Other roles remain under maker-checker separation of duties.</w:t>
+      </w:r>
+    </w:p>
+    <w:p>
+      <w:pPr>
         <w:pStyle w:val="Heading3"/>
         <w:spacing w:after="100" w:before="200"/>
       </w:pPr>
@@ -2214,31 +2250,103 @@
           <w:sz w:val="22"/>
           <w:szCs w:val="22"/>
         </w:rPr>
-        <w:t xml:space="preserve">• In-app — Notification inbox with read/unread state, role-aware filtering.</w:t>
-      </w:r>
-    </w:p>
-    <w:p>
-      <w:pPr>
-        <w:spacing w:after="120"/>
-      </w:pPr>
-      <w:r>
-        <w:rPr>
-          <w:sz w:val="22"/>
-          <w:szCs w:val="22"/>
-        </w:rPr>
-        <w:t xml:space="preserve">• Email — Transactional emails for login alerts, invitations, expense reviews.</w:t>
-      </w:r>
-    </w:p>
-    <w:p>
-      <w:pPr>
-        <w:spacing w:after="120"/>
-      </w:pPr>
-      <w:r>
-        <w:rPr>
-          <w:sz w:val="22"/>
-          <w:szCs w:val="22"/>
-        </w:rPr>
-        <w:t xml:space="preserve">• SMS — Field alerts and payment confirmations (provider-configured).</w:t>
+        <w:t xml:space="preserve">• SMS — Primary borrower channel for the full lending lifecycle (registration through loan completion).</w:t>
+      </w:r>
+    </w:p>
+    <w:p>
+      <w:pPr>
+        <w:spacing w:after="120"/>
+      </w:pPr>
+      <w:r>
+        <w:rPr>
+          <w:sz w:val="22"/>
+          <w:szCs w:val="22"/>
+        </w:rPr>
+        <w:t xml:space="preserve">• Email — Used for approvals, receipts, disbursement, missed payment, completion, and schedule changes. Optional or omitted where the channel matrix says so (for example, due-today and grace reminders).</w:t>
+      </w:r>
+    </w:p>
+    <w:p>
+      <w:pPr>
+        <w:spacing w:after="120"/>
+      </w:pPr>
+      <w:r>
+        <w:rPr>
+          <w:sz w:val="22"/>
+          <w:szCs w:val="22"/>
+        </w:rPr>
+        <w:t xml:space="preserve">• In-app — Staff inbox (collectors, officers, Super Admin) with read state. Push mirrors in-app for users with a WILMS account.</w:t>
+      </w:r>
+    </w:p>
+    <w:p>
+      <w:pPr>
+        <w:spacing w:after="120"/>
+      </w:pPr>
+      <w:r>
+        <w:rPr>
+          <w:sz w:val="22"/>
+          <w:szCs w:val="22"/>
+        </w:rPr>
+        <w:t xml:space="preserve">• Push — Mirrored from in-app via sendPushToUser.</w:t>
+      </w:r>
+    </w:p>
+    <w:p>
+      <w:pPr>
+        <w:spacing w:after="120"/>
+      </w:pPr>
+      <w:r>
+        <w:rPr>
+          <w:sz w:val="22"/>
+          <w:szCs w:val="22"/>
+        </w:rPr>
+        <w:t xml:space="preserve">Borrowers do not hold portal user accounts; SMS is the borrower-facing channel.</w:t>
+      </w:r>
+    </w:p>
+    <w:p>
+      <w:pPr>
+        <w:pStyle w:val="Heading3"/>
+        <w:spacing w:after="100" w:before="200"/>
+      </w:pPr>
+      <w:r>
+        <w:rPr>
+          <w:color w:val="0F6E56"/>
+        </w:rPr>
+        <w:t xml:space="preserve">Borrower lifecycle (authoritative)</w:t>
+      </w:r>
+    </w:p>
+    <w:p>
+      <w:pPr>
+        <w:spacing w:after="120"/>
+      </w:pPr>
+      <w:r>
+        <w:rPr>
+          <w:sz w:val="22"/>
+          <w:szCs w:val="22"/>
+        </w:rPr>
+        <w:t xml:space="preserve">1. Registration submitted 2. Registration approved (group and collector assigned) 3. Loan created 4. Loan approved — admin-fee instruction belongs here 5. Admin fee recorded 6. Loan disbursed 7. Repayment schedule issued 8. Reminder one day before due date 9. Due today 10. Payment received (or multi-week receipt) 11. Missed payment 12. Grace-period reminder 13. Escalation 14. Loan completed</w:t>
+      </w:r>
+    </w:p>
+    <w:p>
+      <w:pPr>
+        <w:spacing w:after="120"/>
+      </w:pPr>
+      <w:r>
+        <w:rPr>
+          <w:sz w:val="22"/>
+          <w:szCs w:val="22"/>
+        </w:rPr>
+        <w:t xml:space="preserve">Collector reassignment, group reassignment, and payment-day changes notify the borrower when they occur.</w:t>
+      </w:r>
+    </w:p>
+    <w:p>
+      <w:pPr>
+        <w:spacing w:after="120"/>
+      </w:pPr>
+      <w:r>
+        <w:rPr>
+          <w:sz w:val="22"/>
+          <w:szCs w:val="22"/>
+        </w:rPr>
+        <w:t xml:space="preserve">See documentation/notifications/ for the SMS library, trigger matrix, and scheduler timing.</w:t>
       </w:r>
     </w:p>
     <w:p>
@@ -2262,7 +2370,7 @@
           <w:sz w:val="22"/>
           <w:szCs w:val="22"/>
         </w:rPr>
-        <w:t xml:space="preserve">• Deduplication prevents duplicate notifications for the same event within a window.</w:t>
+        <w:t xml:space="preserve">• Deduplication prevents duplicate notifications for the same event, recipient, and channel.</w:t>
       </w:r>
     </w:p>
     <w:p>
@@ -2322,7 +2430,7 @@
           <w:sz w:val="22"/>
           <w:szCs w:val="22"/>
         </w:rPr>
-        <w:t xml:space="preserve">Login alerts, invitation accepted, expense submitted/reviewed, loan approved/rejected, reconciliation variance, overpayment review, ops incident alerts, maintenance window notices.</w:t>
+        <w:t xml:space="preserve">Borrower lifecycle events above, plus staff events: login alerts, invitations, expense submitted/reviewed, reconciliation variance, overpayment review, ops incident alerts, maintenance window notices.</w:t>
       </w:r>
     </w:p>
     <w:p>
@@ -3959,6 +4067,18 @@
     </w:p>
     <w:p>
       <w:pPr>
+        <w:spacing w:after="120"/>
+      </w:pPr>
+      <w:r>
+        <w:rPr>
+          <w:sz w:val="22"/>
+          <w:szCs w:val="22"/>
+        </w:rPr>
+        <w:t xml:space="preserve">| v1.8.0 | 2026 | Collector payment workflow; Phase 11 registration/loan/comms/ops hardening (same version identity) |</w:t>
+      </w:r>
+    </w:p>
+    <w:p>
+      <w:pPr>
         <w:pStyle w:val="Heading2"/>
         <w:spacing w:after="100" w:before="200"/>
       </w:pPr>
@@ -3966,6 +4086,90 @@
         <w:rPr>
           <w:color w:val="0F6E56"/>
         </w:rPr>
+        <w:t xml:space="preserve">v1.8.0 Phase 11 operational hardening (summary)</w:t>
+      </w:r>
+    </w:p>
+    <w:p>
+      <w:pPr>
+        <w:spacing w:after="120"/>
+      </w:pPr>
+      <w:r>
+        <w:rPr>
+          <w:sz w:val="22"/>
+          <w:szCs w:val="22"/>
+        </w:rPr>
+        <w:t xml:space="preserve">• Registration Approver Assign Group: reliable assignment, toast feedback, audit, notifications.</w:t>
+      </w:r>
+    </w:p>
+    <w:p>
+      <w:pPr>
+        <w:spacing w:after="120"/>
+      </w:pPr>
+      <w:r>
+        <w:rPr>
+          <w:sz w:val="22"/>
+          <w:szCs w:val="22"/>
+        </w:rPr>
+        <w:t xml:space="preserve">• Super Admin may self-approve loans they created; pool capital validated at loan creation.</w:t>
+      </w:r>
+    </w:p>
+    <w:p>
+      <w:pPr>
+        <w:spacing w:after="120"/>
+      </w:pPr>
+      <w:r>
+        <w:rPr>
+          <w:sz w:val="22"/>
+          <w:szCs w:val="22"/>
+        </w:rPr>
+        <w:t xml:space="preserve">• Borrower communication lifecycle extended (registration submitted, group assigned, schedule event separation).</w:t>
+      </w:r>
+    </w:p>
+    <w:p>
+      <w:pPr>
+        <w:spacing w:after="120"/>
+      </w:pPr>
+      <w:r>
+        <w:rPr>
+          <w:sz w:val="22"/>
+          <w:szCs w:val="22"/>
+        </w:rPr>
+        <w:t xml:space="preserve">• Super Admin Operations reassignment tools at /ops/reassignment (group, collector, payment day).</w:t>
+      </w:r>
+    </w:p>
+    <w:p>
+      <w:pPr>
+        <w:spacing w:after="120"/>
+      </w:pPr>
+      <w:r>
+        <w:rPr>
+          <w:sz w:val="22"/>
+          <w:szCs w:val="22"/>
+        </w:rPr>
+        <w:t xml:space="preserve">• Payment-day approval recalculates future PENDING schedule weeks.</w:t>
+      </w:r>
+    </w:p>
+    <w:p>
+      <w:pPr>
+        <w:spacing w:after="120"/>
+      </w:pPr>
+      <w:r>
+        <w:rPr>
+          <w:sz w:val="22"/>
+          <w:szCs w:val="22"/>
+        </w:rPr>
+        <w:t xml:space="preserve">See documentation/phase11/ for full reports.</w:t>
+      </w:r>
+    </w:p>
+    <w:p>
+      <w:pPr>
+        <w:pStyle w:val="Heading2"/>
+        <w:spacing w:after="100" w:before="200"/>
+      </w:pPr>
+      <w:r>
+        <w:rPr>
+          <w:color w:val="0F6E56"/>
+        </w:rPr>
         <w:t xml:space="preserve">v1.7.3 documentation release notes</w:t>
       </w:r>
     </w:p>
@@ -20767,6 +20971,90 @@
           <w:szCs w:val="22"/>
         </w:rPr>
         <w:t xml:space="preserve">| v1.7.3 docs suite | docs/v1.7.3/ | Documentation release pack |</w:t>
+      </w:r>
+    </w:p>
+    <w:p>
+      <w:pPr>
+        <w:spacing w:after="120"/>
+      </w:pPr>
+      <w:r>
+        <w:rPr>
+          <w:sz w:val="22"/>
+          <w:szCs w:val="22"/>
+        </w:rPr>
+        <w:t xml:space="preserve">| v1.8.0 market readiness | docs/v1.8.0/market-readiness/ | Guarantor limit, IDs, GPS, update requests, SMS |</w:t>
+      </w:r>
+    </w:p>
+    <w:p>
+      <w:pPr>
+        <w:pStyle w:val="Heading2"/>
+        <w:spacing w:after="100" w:before="200"/>
+      </w:pPr>
+      <w:r>
+        <w:rPr>
+          <w:color w:val="0F6E56"/>
+        </w:rPr>
+        <w:t xml:space="preserve">v1.8.0 market-readiness notes</w:t>
+      </w:r>
+    </w:p>
+    <w:p>
+      <w:pPr>
+        <w:spacing w:after="120"/>
+      </w:pPr>
+      <w:r>
+        <w:rPr>
+          <w:sz w:val="22"/>
+          <w:szCs w:val="22"/>
+        </w:rPr>
+        <w:t xml:space="preserve">• Guarantors may cover up to three active borrowers; duplicate only applies to the same borrower.</w:t>
+      </w:r>
+    </w:p>
+    <w:p>
+      <w:pPr>
+        <w:spacing w:after="120"/>
+      </w:pPr>
+      <w:r>
+        <w:rPr>
+          <w:sz w:val="22"/>
+          <w:szCs w:val="22"/>
+        </w:rPr>
+        <w:t xml:space="preserve">• Review screens show Region → MMDA → Sub-District → Electoral Area → Community → City/Town.</w:t>
+      </w:r>
+    </w:p>
+    <w:p>
+      <w:pPr>
+        <w:spacing w:after="120"/>
+      </w:pPr>
+      <w:r>
+        <w:rPr>
+          <w:sz w:val="22"/>
+          <w:szCs w:val="22"/>
+        </w:rPr>
+        <w:t xml:space="preserve">• Official IDs: BRW-YYYY-NNNNN, LN-YYYY-NNNNN, collector Name (COL-NNN).</w:t>
+      </w:r>
+    </w:p>
+    <w:p>
+      <w:pPr>
+        <w:spacing w:after="120"/>
+      </w:pPr>
+      <w:r>
+        <w:rPr>
+          <w:sz w:val="22"/>
+          <w:szCs w:val="22"/>
+        </w:rPr>
+        <w:t xml:space="preserve">• Collectors request borrower data changes; officers and Super Admins approve.</w:t>
+      </w:r>
+    </w:p>
+    <w:p>
+      <w:pPr>
+        <w:spacing w:after="120"/>
+      </w:pPr>
+      <w:r>
+        <w:rPr>
+          <w:sz w:val="22"/>
+          <w:szCs w:val="22"/>
+        </w:rPr>
+        <w:t xml:space="preserve">• SMS remains mandatory for borrower communications unless system-wide SMS is disabled.</w:t>
       </w:r>
     </w:p>
     <w:p>
